--- a/Information Security/5. PMSCS-694-Lecture-5-Crypto-Part III.docx
+++ b/Information Security/5. PMSCS-694-Lecture-5-Crypto-Part III.docx
@@ -18,6 +18,17 @@
       </w:pPr>
       <w:r>
         <w:rPr>
+          <w:rStyle w:val="Strong"/>
+          <w:rFonts w:eastAsiaTheme="majorEastAsia"/>
+          <w:sz w:val="28"/>
+          <w:szCs w:val="28"/>
+        </w:rPr>
+        <w:t>Less password fatigue</w:t>
+      </w:r>
+      <w:bookmarkStart w:id="0" w:name="_GoBack"/>
+      <w:bookmarkEnd w:id="0"/>
+      <w:r>
+        <w:rPr>
           <w:rFonts w:ascii="Times New Roman" w:eastAsia="Times New Roman" w:hAnsi="Times New Roman" w:cs="Times New Roman"/>
           <w:b/>
           <w:bCs/>
@@ -388,15 +399,7 @@
           <w:color w:val="FF0000"/>
           <w:u w:val="single"/>
         </w:rPr>
-        <w:t>F</w:t>
-      </w:r>
-      <w:r>
-        <w:rPr>
-          <w:b/>
-          <w:color w:val="FF0000"/>
-          <w:u w:val="single"/>
-        </w:rPr>
-        <w:t>eistel</w:t>
+        <w:t>Feistel</w:t>
       </w:r>
       <w:proofErr w:type="spellEnd"/>
       <w:r>
@@ -709,10 +712,7 @@
         </w:rPr>
       </w:pPr>
       <w:r>
-        <w:t>After last round:</w:t>
-      </w:r>
-      <w:r>
-        <w:t xml:space="preserve">   </w:t>
+        <w:t xml:space="preserve">After last round:   </w:t>
       </w:r>
       <w:r>
         <w:rPr>
@@ -790,8 +790,6 @@
       </w:r>
       <w:r>
         <w:br/>
-      </w:r>
-      <w:r>
         <w:t xml:space="preserve">That is the </w:t>
       </w:r>
       <w:proofErr w:type="spellStart"/>
@@ -1208,13 +1206,7 @@
         <w:rPr>
           <w:b/>
         </w:rPr>
-        <w:t xml:space="preserve"> </w:t>
-      </w:r>
-      <w:r>
-        <w:rPr>
-          <w:b/>
-        </w:rPr>
-        <w:t>(</w:t>
+        <w:t xml:space="preserve"> (</w:t>
       </w:r>
       <w:r>
         <w:rPr>
@@ -2966,8 +2958,6 @@
           <w:color w:val="FF0000"/>
         </w:rPr>
       </w:pPr>
-      <w:bookmarkStart w:id="0" w:name="_GoBack"/>
-      <w:bookmarkEnd w:id="0"/>
       <w:r>
         <w:br/>
       </w:r>
@@ -2990,8 +2980,6 @@
       </w:r>
       <w:r>
         <w:br/>
-      </w:r>
-      <w:r>
         <w:t>DES uses Encrypt-Decrypt-Encrypt with 2 keys to increase security (from 56-bit to 112-bit), maintain backward compatibility with single-key DES, and prevent attacks that simple double encryption (E-E) would be vulnerable to.</w:t>
       </w:r>
       <w:r>
@@ -3003,8 +2991,6 @@
       </w:r>
       <w:r>
         <w:br/>
-      </w:r>
-      <w:r>
         <w:t>DES 2</w:t>
       </w:r>
       <w:r>
